--- a/results/phase2/dataset_report.docx
+++ b/results/phase2/dataset_report.docx
@@ -15,7 +15,7 @@
         <w:rPr>
           <w:i/>
         </w:rPr>
-        <w:t>Generated 2026-08-31</w:t>
+        <w:t>Generated 2026-09-01</w:t>
       </w:r>
     </w:p>
     <w:p>
@@ -312,7 +312,7 @@
               <w:rPr>
                 <w:sz w:val="18"/>
               </w:rPr>
-              <w:t>mini_heart (hand_heart / hand_heart2)</w:t>
+              <w:t>mini_heart (hand_heart / hand_heart2) — chest-level, lifted to overhead by an arm-elevation augmentation</w:t>
             </w:r>
           </w:p>
         </w:tc>
@@ -384,10 +384,77 @@
           </w:p>
         </w:tc>
       </w:tr>
+      <w:tr>
+        <w:tc>
+          <w:tcPr>
+            <w:tcW w:type="dxa" w:w="1728"/>
+          </w:tcPr>
+          <w:p>
+            <w:r>
+              <w:rPr>
+                <w:sz w:val="18"/>
+              </w:rPr>
+              <w:t>Roboflow Universe</w:t>
+            </w:r>
+          </w:p>
+        </w:tc>
+        <w:tc>
+          <w:tcPr>
+            <w:tcW w:type="dxa" w:w="1728"/>
+          </w:tcPr>
+          <w:p>
+            <w:r>
+              <w:rPr>
+                <w:sz w:val="18"/>
+              </w:rPr>
+              <w:t>5 ASL detection projects (ece496-public-asl, signlanguage-f0irs, actions-zqpb1, asl-detection-lvx6a, signlanguageai)</w:t>
+            </w:r>
+          </w:p>
+        </w:tc>
+        <w:tc>
+          <w:tcPr>
+            <w:tcW w:type="dxa" w:w="1728"/>
+          </w:tcPr>
+          <w:p>
+            <w:r>
+              <w:rPr>
+                <w:sz w:val="18"/>
+              </w:rPr>
+              <w:t>frontal webcam ASL images, hand bbox labelled</w:t>
+            </w:r>
+          </w:p>
+        </w:tc>
+        <w:tc>
+          <w:tcPr>
+            <w:tcW w:type="dxa" w:w="1728"/>
+          </w:tcPr>
+          <w:p>
+            <w:r>
+              <w:rPr>
+                <w:sz w:val="18"/>
+              </w:rPr>
+              <w:t>mostly CC BY 4.0</w:t>
+            </w:r>
+          </w:p>
+        </w:tc>
+        <w:tc>
+          <w:tcPr>
+            <w:tcW w:type="dxa" w:w="1728"/>
+          </w:tcPr>
+          <w:p>
+            <w:r>
+              <w:rPr>
+                <w:sz w:val="18"/>
+              </w:rPr>
+              <w:t>i_love_you (ASL ILY handshape) — 606 rows; see §7</w:t>
+            </w:r>
+          </w:p>
+        </w:tc>
+      </w:tr>
     </w:tbl>
     <w:p>
       <w:r>
-        <w:t>Nothing was downloaded in bulk. pipeline/extract_external.py streams the HuggingFace parquet shards one at a time (~50-500 MB, deleted right after), runs our MediaPipe Pose + Hands pipeline on each image, and keeps ONLY the 152-d normalised feature vector (~0.6 KB/frame). COCO downloads only the ~250 MB keypoint-annotation JSON plus the few hundred images that pass a pose filter. No source images are retained.</w:t>
+        <w:t>Nothing was downloaded in bulk. pipeline/extract_external.py streams the HuggingFace parquet shards one at a time (~50-500 MB, deleted right after), runs our MediaPipe Pose + Hands pipeline on each image, and keeps ONLY the 152-d normalised feature vector (~0.6 KB/frame). COCO downloads only the ~250 MB keypoint-annotation JSON plus the few hundred images that pass a pose filter. Roboflow projects are downloaded as COCO-format exports (needs a free API key), extracted, then deleted. No source images are retained. Extraction runs on Colab — the SKUBA laptop OOMs (docs/run_extraction_elsewhere.md).</w:t>
       </w:r>
     </w:p>
     <w:p>
@@ -845,7 +912,7 @@
     </w:p>
     <w:p>
       <w:r>
-        <w:t>mini_heart (HaGRIDv2 hand_heart) samples could not be pulled — the HuggingFace preview API is down for that repo. Grab them on Colab if the team needs them. Note the class also failed in Phase 3: HaGRID's hand-heart is a CHEST-level finger-heart, s01's mini_heart is hands-together OVERHEAD — different pose.</w:t>
+        <w:t>mini_heart (HaGRIDv2 hand_heart) samples could not be pulled — the HuggingFace preview API is down for that repo. Grab them on Colab if the team needs them. HaGRID's hand-heart is a CHEST-level finger-heart and s01's mini_heart is hands-together OVERHEAD; Phase 3 closes that gap with an arm-elevation augmentation (raise_arms) rather than new data — the per-hand normalisation already makes the handshape position-invariant, so only the body pose needed lifting. mini_heart now scores 0.93.</w:t>
       </w:r>
     </w:p>
     <w:p>
@@ -1570,6 +1637,60 @@
           </w:p>
         </w:tc>
       </w:tr>
+      <w:tr>
+        <w:tc>
+          <w:tcPr>
+            <w:tcW w:type="dxa" w:w="2160"/>
+          </w:tcPr>
+          <w:p>
+            <w:r>
+              <w:rPr>
+                <w:sz w:val="18"/>
+              </w:rPr>
+              <w:t>i_love_you.npz</w:t>
+            </w:r>
+          </w:p>
+        </w:tc>
+        <w:tc>
+          <w:tcPr>
+            <w:tcW w:type="dxa" w:w="2160"/>
+          </w:tcPr>
+          <w:p>
+            <w:r>
+              <w:rPr>
+                <w:sz w:val="18"/>
+              </w:rPr>
+              <w:t>606</w:t>
+            </w:r>
+          </w:p>
+        </w:tc>
+        <w:tc>
+          <w:tcPr>
+            <w:tcW w:type="dxa" w:w="2160"/>
+          </w:tcPr>
+          <w:p>
+            <w:r>
+              <w:rPr>
+                <w:sz w:val="18"/>
+              </w:rPr>
+              <w:t>605</w:t>
+            </w:r>
+          </w:p>
+        </w:tc>
+        <w:tc>
+          <w:tcPr>
+            <w:tcW w:type="dxa" w:w="2160"/>
+          </w:tcPr>
+          <w:p>
+            <w:r>
+              <w:rPr>
+                <w:sz w:val="18"/>
+              </w:rPr>
+              <w:t>99</w:t>
+            </w:r>
+          </w:p>
+        </w:tc>
+      </w:tr>
     </w:tbl>
     <w:p>
       <w:pPr>
@@ -1581,7 +1702,7 @@
     </w:p>
     <w:p>
       <w:r>
-        <w:t>train.npz = 62,627 rows: cleaned external features + augmentation (mirror+relabel, limb-length jitter, rotation, keypoint dropout, coord noise — features/augment.py). Per-class cap ~7,000; scarce classes boosted to ~2,200.</w:t>
+        <w:t>train.npz = 56,703 rows: cleaned external features + augmentation (mirror+relabel, limb-length jitter, rotation, keypoint dropout, coord noise — features/augment.py). Per-class cap ~7,000; scarce classes boosted to ~2,200.</w:t>
       </w:r>
     </w:p>
     <w:p>
@@ -2166,7 +2287,7 @@
               <w:rPr>
                 <w:sz w:val="18"/>
               </w:rPr>
-              <w:t>aug_only_leak</w:t>
+              <w:t>pending_data</w:t>
             </w:r>
           </w:p>
         </w:tc>
@@ -2179,7 +2300,7 @@
               <w:rPr>
                 <w:sz w:val="18"/>
               </w:rPr>
-              <w:t>aug(s01) only x16</w:t>
+              <w:t>None</w:t>
             </w:r>
           </w:p>
         </w:tc>
@@ -2192,7 +2313,7 @@
               <w:rPr>
                 <w:sz w:val="18"/>
               </w:rPr>
-              <w:t>2256</w:t>
+              <w:t>0</w:t>
             </w:r>
           </w:p>
         </w:tc>
@@ -2434,7 +2555,7 @@
               <w:rPr>
                 <w:sz w:val="18"/>
               </w:rPr>
-              <w:t>aug_only_leak</w:t>
+              <w:t>pending_data</w:t>
             </w:r>
           </w:p>
         </w:tc>
@@ -2447,7 +2568,7 @@
               <w:rPr>
                 <w:sz w:val="18"/>
               </w:rPr>
-              <w:t>aug(s01) only x27</w:t>
+              <w:t>None</w:t>
             </w:r>
           </w:p>
         </w:tc>
@@ -2460,7 +2581,7 @@
               <w:rPr>
                 <w:sz w:val="18"/>
               </w:rPr>
-              <w:t>2268</w:t>
+              <w:t>0</w:t>
             </w:r>
           </w:p>
         </w:tc>
@@ -2514,7 +2635,7 @@
               <w:rPr>
                 <w:sz w:val="18"/>
               </w:rPr>
-              <w:t>external: hagrid_v2_heart</w:t>
+              <w:t>external+arm-elevation-aug: hagrid_v2_heart</w:t>
             </w:r>
           </w:p>
         </w:tc>
@@ -2527,7 +2648,7 @@
               <w:rPr>
                 <w:sz w:val="18"/>
               </w:rPr>
-              <w:t>7000</w:t>
+              <w:t>5600</w:t>
             </w:r>
           </w:p>
         </w:tc>
@@ -2709,7 +2830,15 @@
         <w:pStyle w:val="ListBullet"/>
       </w:pPr>
       <w:r>
-        <w:t>aug_only_leak (sit, squat, laying, i_love_you, heart, glico_pose): no external data. Train = augmented s01 frames. For `sit`, s02's frames are still a clean cross-person check (aug pool is s01-only); for `laying` there is no s01 so it is a full leak. These are NOT generalisation numbers — Phase 6 field testing is the gate.</w:t>
+        <w:t>aug_only_leak (sit, squat, laying, glico_pose): no external data. Train = augmented s01 frames. For `sit`, s02's frames are still a clean cross-person check (aug pool is s01-only); for `laying` there is no s01 so it is a full leak. NOT generalisation numbers — Phase 6 is the gate.</w:t>
+      </w:r>
+    </w:p>
+    <w:p>
+      <w:pPr>
+        <w:pStyle w:val="ListBullet"/>
+      </w:pPr>
+      <w:r>
+        <w:t>pending_data (i_love_you, heart): 0 training rows, see §7-8.</w:t>
       </w:r>
     </w:p>
     <w:p>
@@ -2717,7 +2846,299 @@
         <w:pStyle w:val="Heading1"/>
       </w:pPr>
       <w:r>
-        <w:t>7. Known gaps</w:t>
+        <w:t>7. i_love_you — every data path tried, and why none worked</w:t>
+      </w:r>
+    </w:p>
+    <w:p>
+      <w:r>
+        <w:t>i_love_you is the ASL 'I Love You' handshape (thumb + index + pinky extended). It is the one target class we could not get a working training path for. In order:</w:t>
+      </w:r>
+    </w:p>
+    <w:tbl>
+      <w:tblPr>
+        <w:tblStyle w:val="LightGrid-Accent1"/>
+        <w:tblW w:type="auto" w:w="0"/>
+        <w:tblLook w:firstColumn="1" w:firstRow="1" w:lastColumn="0" w:lastRow="0" w:noHBand="0" w:noVBand="1" w:val="04A0"/>
+      </w:tblPr>
+      <w:tblGrid>
+        <w:gridCol w:w="2880"/>
+        <w:gridCol w:w="2880"/>
+        <w:gridCol w:w="2880"/>
+      </w:tblGrid>
+      <w:tr>
+        <w:tc>
+          <w:tcPr>
+            <w:tcW w:type="dxa" w:w="2880"/>
+          </w:tcPr>
+          <w:p>
+            <w:r>
+              <w:rPr>
+                <w:b/>
+                <w:sz w:val="18"/>
+              </w:rPr>
+              <w:t>attempt</w:t>
+            </w:r>
+          </w:p>
+        </w:tc>
+        <w:tc>
+          <w:tcPr>
+            <w:tcW w:type="dxa" w:w="2880"/>
+          </w:tcPr>
+          <w:p>
+            <w:r>
+              <w:rPr>
+                <w:b/>
+                <w:sz w:val="18"/>
+              </w:rPr>
+              <w:t>data</w:t>
+            </w:r>
+          </w:p>
+        </w:tc>
+        <w:tc>
+          <w:tcPr>
+            <w:tcW w:type="dxa" w:w="2880"/>
+          </w:tcPr>
+          <w:p>
+            <w:r>
+              <w:rPr>
+                <w:b/>
+                <w:sz w:val="18"/>
+              </w:rPr>
+              <w:t>result</w:t>
+            </w:r>
+          </w:p>
+        </w:tc>
+      </w:tr>
+      <w:tr>
+        <w:tc>
+          <w:tcPr>
+            <w:tcW w:type="dxa" w:w="2880"/>
+          </w:tcPr>
+          <w:p>
+            <w:r>
+              <w:rPr>
+                <w:sz w:val="18"/>
+              </w:rPr>
+              <w:t>aug(s01) only</w:t>
+            </w:r>
+          </w:p>
+        </w:tc>
+        <w:tc>
+          <w:tcPr>
+            <w:tcW w:type="dxa" w:w="2880"/>
+          </w:tcPr>
+          <w:p>
+            <w:r>
+              <w:rPr>
+                <w:sz w:val="18"/>
+              </w:rPr>
+              <w:t>the s01 i_love_you_01 clip, augmented</w:t>
+            </w:r>
+          </w:p>
+        </w:tc>
+        <w:tc>
+          <w:tcPr>
+            <w:tcW w:type="dxa" w:w="2880"/>
+          </w:tcPr>
+          <w:p>
+            <w:r>
+              <w:rPr>
+                <w:sz w:val="18"/>
+              </w:rPr>
+              <w:t>recall 0.00; dragged rock to 0.00 (s01's rock and ILY were performed near-identically in one session)</w:t>
+            </w:r>
+          </w:p>
+        </w:tc>
+      </w:tr>
+      <w:tr>
+        <w:tc>
+          <w:tcPr>
+            <w:tcW w:type="dxa" w:w="2880"/>
+          </w:tcPr>
+          <w:p>
+            <w:r>
+              <w:rPr>
+                <w:sz w:val="18"/>
+              </w:rPr>
+              <w:t>Round-1 search</w:t>
+            </w:r>
+          </w:p>
+        </w:tc>
+        <w:tc>
+          <w:tcPr>
+            <w:tcW w:type="dxa" w:w="2880"/>
+          </w:tcPr>
+          <w:p>
+            <w:r>
+              <w:rPr>
+                <w:sz w:val="18"/>
+              </w:rPr>
+              <w:t>WLASL / MS-ASL video, ASL alphabet image sets</w:t>
+            </w:r>
+          </w:p>
+        </w:tc>
+        <w:tc>
+          <w:tcPr>
+            <w:tcW w:type="dxa" w:w="2880"/>
+          </w:tcPr>
+          <w:p>
+            <w:r>
+              <w:rPr>
+                <w:sz w:val="18"/>
+              </w:rPr>
+              <w:t>no 'I love you' gloss / only A-Z — declared 'none' (this was a scoping miss: the sign is a static handshape, not covered by alphabet sets)</w:t>
+            </w:r>
+          </w:p>
+        </w:tc>
+      </w:tr>
+      <w:tr>
+        <w:tc>
+          <w:tcPr>
+            <w:tcW w:type="dxa" w:w="2880"/>
+          </w:tcPr>
+          <w:p>
+            <w:r>
+              <w:rPr>
+                <w:sz w:val="18"/>
+              </w:rPr>
+              <w:t>Round-2 search</w:t>
+            </w:r>
+          </w:p>
+        </w:tc>
+        <w:tc>
+          <w:tcPr>
+            <w:tcW w:type="dxa" w:w="2880"/>
+          </w:tcPr>
+          <w:p>
+            <w:r>
+              <w:rPr>
+                <w:sz w:val="18"/>
+              </w:rPr>
+              <w:t>Roboflow Universe ASL detection datasets</w:t>
+            </w:r>
+          </w:p>
+        </w:tc>
+        <w:tc>
+          <w:tcPr>
+            <w:tcW w:type="dxa" w:w="2880"/>
+          </w:tcPr>
+          <w:p>
+            <w:r>
+              <w:rPr>
+                <w:sz w:val="18"/>
+              </w:rPr>
+              <w:t>the ILY handshape IS a labelled class in several — found 5 usable (ece496-public-asl, signlanguage-f0irs, actions-zqpb1, asl-detection-lvx6a, signlanguageai), mostly CC BY 4.0</w:t>
+            </w:r>
+          </w:p>
+        </w:tc>
+      </w:tr>
+      <w:tr>
+        <w:tc>
+          <w:tcPr>
+            <w:tcW w:type="dxa" w:w="2880"/>
+          </w:tcPr>
+          <w:p>
+            <w:r>
+              <w:rPr>
+                <w:sz w:val="18"/>
+              </w:rPr>
+              <w:t>roboflow_ily extraction</w:t>
+            </w:r>
+          </w:p>
+        </w:tc>
+        <w:tc>
+          <w:tcPr>
+            <w:tcW w:type="dxa" w:w="2880"/>
+          </w:tcPr>
+          <w:p>
+            <w:r>
+              <w:rPr>
+                <w:sz w:val="18"/>
+              </w:rPr>
+              <w:t>606 real ILY images through our pipeline (committed: data/features_ext/roboflow_ily__i_love_you.npz)</w:t>
+            </w:r>
+          </w:p>
+        </w:tc>
+        <w:tc>
+          <w:tcPr>
+            <w:tcW w:type="dxa" w:w="2880"/>
+          </w:tcPr>
+          <w:p>
+            <w:r>
+              <w:rPr>
+                <w:sz w:val="18"/>
+              </w:rPr>
+              <w:t>recall still 0.00; rock fell 0.78 -&gt; 0.48</w:t>
+            </w:r>
+          </w:p>
+        </w:tc>
+      </w:tr>
+      <w:tr>
+        <w:tc>
+          <w:tcPr>
+            <w:tcW w:type="dxa" w:w="2880"/>
+          </w:tcPr>
+          <w:p>
+            <w:r>
+              <w:rPr>
+                <w:sz w:val="18"/>
+              </w:rPr>
+              <w:t>crop reframing</w:t>
+            </w:r>
+          </w:p>
+        </w:tc>
+        <w:tc>
+          <w:tcPr>
+            <w:tcW w:type="dxa" w:w="2880"/>
+          </w:tcPr>
+          <w:p>
+            <w:r>
+              <w:rPr>
+                <w:sz w:val="18"/>
+              </w:rPr>
+              <w:t>two-stage tight crop so the hand fills the frame</w:t>
+            </w:r>
+          </w:p>
+        </w:tc>
+        <w:tc>
+          <w:tcPr>
+            <w:tcW w:type="dxa" w:w="2880"/>
+          </w:tcPr>
+          <w:p>
+            <w:r>
+              <w:rPr>
+                <w:sz w:val="18"/>
+              </w:rPr>
+              <w:t>no change to the features — ILY thumbPinkyAng 0.26 vs rock 0.28</w:t>
+            </w:r>
+          </w:p>
+        </w:tc>
+      </w:tr>
+    </w:tbl>
+    <w:p>
+      <w:r>
+        <w:t>Root cause (measured on s01 hand features): MediaPipe Hands reports every finger curled for i_love_you / rock / two_finger alike on s01's conversational-distance footage — idxCurl ~2.7 rad for all three (a straight finger is ~0.4). The three classes are the SAME feature vector; no training data or preprocessing separates identical inputs. This is a hand-backbone resolution limit. Options left: swap the hand-landmark model, re-record ILY/rock/two_finger closer and sharper, or collect them in Phase 6. The 606 feature rows are kept for whichever lands. See docs/phase3_baseline.md and docs/external_datasets.md R2.9.</w:t>
+      </w:r>
+    </w:p>
+    <w:p>
+      <w:pPr>
+        <w:pStyle w:val="Heading1"/>
+      </w:pPr>
+      <w:r>
+        <w:t>8. heart — no dataset exists</w:t>
+      </w:r>
+    </w:p>
+    <w:p>
+      <w:r>
+        <w:t>The overhead two-arm heart is in no public dataset. It is a pose-only class (arms make the shape), so it was treated like t_pose and a COCO-mining filter was added to _classify_coco (both wrists above the eyes, hands near the midline, both elbows outboard). Scanning all of COCO-train it finds only 55 candidates, most of them false positives (reaching / diving / celebration poses). MediaPipe would keep ~half — too few, and the i_love_you runs showed a class this small poisons its neighbours. Not extracted; heart -&gt; Phase 6 field data.</w:t>
+      </w:r>
+    </w:p>
+    <w:p>
+      <w:pPr>
+        <w:pStyle w:val="Heading1"/>
+      </w:pPr>
+      <w:r>
+        <w:t>9. Known gaps</w:t>
       </w:r>
     </w:p>
     <w:p>
@@ -2725,7 +3146,7 @@
         <w:pStyle w:val="ListBullet"/>
       </w:pPr>
       <w:r>
-        <w:t>sit / laying / squat / i_love_you / heart / glico_pose — no external data found (NTU needs registration, Le2i's link is dead, ASL ILY sign is in no static-image dataset).</w:t>
+        <w:t>sit / laying / squat / glico_pose — no external data (NTU needs registration, Le2i's link is dead). Train = aug(s01/s02).</w:t>
       </w:r>
     </w:p>
     <w:p>
@@ -2733,7 +3154,7 @@
         <w:pStyle w:val="ListBullet"/>
       </w:pPr>
       <w:r>
-        <w:t>Hand-landmark domain gap: s01's fingertip spread is ~2x HaGRID's even after palm-width normalisation (Phase 3 report). This broke `rock`.</w:t>
+        <w:t>i_love_you / heart — see §7-8. Not modelled.</w:t>
       </w:r>
     </w:p>
     <w:p>
@@ -2741,7 +3162,7 @@
         <w:pStyle w:val="ListBullet"/>
       </w:pPr>
       <w:r>
-        <w:t>COCO poses are action photos, not held gestures.</w:t>
+        <w:t>Hand-landmark resolution: MediaPipe Hands can't resolve fine finger differences on s01's distant footage — caps rock / ok / two_finger at ~0.72-0.78 and makes i_love_you unmodellable.</w:t>
       </w:r>
     </w:p>
     <w:p>
@@ -2749,7 +3170,7 @@
         <w:pStyle w:val="ListBullet"/>
       </w:pPr>
       <w:r>
-        <w:t>mini_heart body position (chest vs overhead).</w:t>
+        <w:t>COCO poses are action photos, not held gestures — t_pose / raise_hand test lower for this reason.</w:t>
       </w:r>
     </w:p>
     <w:sectPr>

--- a/results/phase2/dataset_report.docx
+++ b/results/phase2/dataset_report.docx
@@ -21,6 +21,11 @@
     <w:p>
       <w:r>
         <w:t>We have only 2 recorded subjects (s01: all classes; s02: laying + sit). That is too few for a leak-free subject-wise split. Decision (RoboCup@Home context, licences not a blocker): TRAIN the classifier on public datasets and keep every original s01/s02 frame as a held-out TEST set. This report is what to tell the team: which datasets, what the images look like, and how the training set was built.</w:t>
+      </w:r>
+    </w:p>
+    <w:p>
+      <w:r>
+        <w:t>Vocabulary: 12 classes. i_love_you and rock were cut in Phase 3 (MediaPipe Hands can't tell them apart from two_finger on our footage — §7); heart was cut (no dataset — §8). See CLAUDE.md.</w:t>
       </w:r>
     </w:p>
     <w:p>
@@ -519,7 +524,7 @@
         <w:pStyle w:val="Heading3"/>
       </w:pPr>
       <w:r>
-        <w:t>rock  —  HaGRID</w:t>
+        <w:t>thumb  —  HaGRID</w:t>
       </w:r>
     </w:p>
     <w:p>
@@ -535,55 +540,11 @@
               <a:graphicData uri="http://schemas.openxmlformats.org/drawingml/2006/picture">
                 <pic:pic>
                   <pic:nvPicPr>
-                    <pic:cNvPr id="0" name="sample_rock.jpg"/>
+                    <pic:cNvPr id="0" name="sample_thumb.jpg"/>
                     <pic:cNvPicPr/>
                   </pic:nvPicPr>
                   <pic:blipFill>
                     <a:blip r:embed="rId10"/>
-                    <a:stretch>
-                      <a:fillRect/>
-                    </a:stretch>
-                  </pic:blipFill>
-                  <pic:spPr>
-                    <a:xfrm>
-                      <a:off x="0" y="0"/>
-                      <a:ext cx="5486400" cy="5043638"/>
-                    </a:xfrm>
-                    <a:prstGeom prst="rect"/>
-                  </pic:spPr>
-                </pic:pic>
-              </a:graphicData>
-            </a:graphic>
-          </wp:inline>
-        </w:drawing>
-      </w:r>
-    </w:p>
-    <w:p>
-      <w:pPr>
-        <w:pStyle w:val="Heading3"/>
-      </w:pPr>
-      <w:r>
-        <w:t>thumb  —  HaGRID</w:t>
-      </w:r>
-    </w:p>
-    <w:p>
-      <w:r>
-        <w:drawing>
-          <wp:inline xmlns:a="http://schemas.openxmlformats.org/drawingml/2006/main" xmlns:pic="http://schemas.openxmlformats.org/drawingml/2006/picture">
-            <wp:extent cx="5486400" cy="5043638"/>
-            <wp:docPr id="3" name="Picture 3"/>
-            <wp:cNvGraphicFramePr>
-              <a:graphicFrameLocks noChangeAspect="1"/>
-            </wp:cNvGraphicFramePr>
-            <a:graphic>
-              <a:graphicData uri="http://schemas.openxmlformats.org/drawingml/2006/picture">
-                <pic:pic>
-                  <pic:nvPicPr>
-                    <pic:cNvPr id="0" name="sample_thumb.jpg"/>
-                    <pic:cNvPicPr/>
-                  </pic:nvPicPr>
-                  <pic:blipFill>
-                    <a:blip r:embed="rId11"/>
                     <a:stretch>
                       <a:fillRect/>
                     </a:stretch>
@@ -615,7 +576,7 @@
         <w:drawing>
           <wp:inline xmlns:a="http://schemas.openxmlformats.org/drawingml/2006/main" xmlns:pic="http://schemas.openxmlformats.org/drawingml/2006/picture">
             <wp:extent cx="5486400" cy="5043638"/>
-            <wp:docPr id="4" name="Picture 4"/>
+            <wp:docPr id="3" name="Picture 3"/>
             <wp:cNvGraphicFramePr>
               <a:graphicFrameLocks noChangeAspect="1"/>
             </wp:cNvGraphicFramePr>
@@ -627,7 +588,7 @@
                     <pic:cNvPicPr/>
                   </pic:nvPicPr>
                   <pic:blipFill>
-                    <a:blip r:embed="rId12"/>
+                    <a:blip r:embed="rId11"/>
                     <a:stretch>
                       <a:fillRect/>
                     </a:stretch>
@@ -651,7 +612,7 @@
         <w:pStyle w:val="Heading3"/>
       </w:pPr>
       <w:r>
-        <w:t>ily_negative_call  —  HaGRID (-&gt; idle negative)</w:t>
+        <w:t>ily_negative_call  —  HaGRID (shaka -&gt; idle)</w:t>
       </w:r>
     </w:p>
     <w:p>
@@ -659,7 +620,7 @@
         <w:drawing>
           <wp:inline xmlns:a="http://schemas.openxmlformats.org/drawingml/2006/main" xmlns:pic="http://schemas.openxmlformats.org/drawingml/2006/picture">
             <wp:extent cx="5486400" cy="5043638"/>
-            <wp:docPr id="5" name="Picture 5"/>
+            <wp:docPr id="4" name="Picture 4"/>
             <wp:cNvGraphicFramePr>
               <a:graphicFrameLocks noChangeAspect="1"/>
             </wp:cNvGraphicFramePr>
@@ -671,7 +632,7 @@
                     <pic:cNvPicPr/>
                   </pic:nvPicPr>
                   <pic:blipFill>
-                    <a:blip r:embed="rId13"/>
+                    <a:blip r:embed="rId12"/>
                     <a:stretch>
                       <a:fillRect/>
                     </a:stretch>
@@ -703,7 +664,7 @@
         <w:drawing>
           <wp:inline xmlns:a="http://schemas.openxmlformats.org/drawingml/2006/main" xmlns:pic="http://schemas.openxmlformats.org/drawingml/2006/picture">
             <wp:extent cx="5486400" cy="3830855"/>
-            <wp:docPr id="6" name="Picture 6"/>
+            <wp:docPr id="5" name="Picture 5"/>
             <wp:cNvGraphicFramePr>
               <a:graphicFrameLocks noChangeAspect="1"/>
             </wp:cNvGraphicFramePr>
@@ -715,7 +676,7 @@
                     <pic:cNvPicPr/>
                   </pic:nvPicPr>
                   <pic:blipFill>
-                    <a:blip r:embed="rId14"/>
+                    <a:blip r:embed="rId13"/>
                     <a:stretch>
                       <a:fillRect/>
                     </a:stretch>
@@ -747,7 +708,7 @@
         <w:drawing>
           <wp:inline xmlns:a="http://schemas.openxmlformats.org/drawingml/2006/main" xmlns:pic="http://schemas.openxmlformats.org/drawingml/2006/picture">
             <wp:extent cx="5486400" cy="2598821"/>
-            <wp:docPr id="7" name="Picture 7"/>
+            <wp:docPr id="6" name="Picture 6"/>
             <wp:cNvGraphicFramePr>
               <a:graphicFrameLocks noChangeAspect="1"/>
             </wp:cNvGraphicFramePr>
@@ -759,7 +720,7 @@
                     <pic:cNvPicPr/>
                   </pic:nvPicPr>
                   <pic:blipFill>
-                    <a:blip r:embed="rId15"/>
+                    <a:blip r:embed="rId14"/>
                     <a:stretch>
                       <a:fillRect/>
                     </a:stretch>
@@ -791,7 +752,7 @@
         <w:drawing>
           <wp:inline xmlns:a="http://schemas.openxmlformats.org/drawingml/2006/main" xmlns:pic="http://schemas.openxmlformats.org/drawingml/2006/picture">
             <wp:extent cx="5486400" cy="2213811"/>
-            <wp:docPr id="8" name="Picture 8"/>
+            <wp:docPr id="7" name="Picture 7"/>
             <wp:cNvGraphicFramePr>
               <a:graphicFrameLocks noChangeAspect="1"/>
             </wp:cNvGraphicFramePr>
@@ -803,7 +764,7 @@
                     <pic:cNvPicPr/>
                   </pic:nvPicPr>
                   <pic:blipFill>
-                    <a:blip r:embed="rId16"/>
+                    <a:blip r:embed="rId15"/>
                     <a:stretch>
                       <a:fillRect/>
                     </a:stretch>
@@ -835,7 +796,7 @@
         <w:drawing>
           <wp:inline xmlns:a="http://schemas.openxmlformats.org/drawingml/2006/main" xmlns:pic="http://schemas.openxmlformats.org/drawingml/2006/picture">
             <wp:extent cx="5486400" cy="2887579"/>
-            <wp:docPr id="9" name="Picture 9"/>
+            <wp:docPr id="8" name="Picture 8"/>
             <wp:cNvGraphicFramePr>
               <a:graphicFrameLocks noChangeAspect="1"/>
             </wp:cNvGraphicFramePr>
@@ -847,7 +808,7 @@
                     <pic:cNvPicPr/>
                   </pic:nvPicPr>
                   <pic:blipFill>
-                    <a:blip r:embed="rId17"/>
+                    <a:blip r:embed="rId16"/>
                     <a:stretch>
                       <a:fillRect/>
                     </a:stretch>
@@ -879,7 +840,7 @@
         <w:drawing>
           <wp:inline xmlns:a="http://schemas.openxmlformats.org/drawingml/2006/main" xmlns:pic="http://schemas.openxmlformats.org/drawingml/2006/picture">
             <wp:extent cx="5486400" cy="2598821"/>
-            <wp:docPr id="10" name="Picture 10"/>
+            <wp:docPr id="9" name="Picture 9"/>
             <wp:cNvGraphicFramePr>
               <a:graphicFrameLocks noChangeAspect="1"/>
             </wp:cNvGraphicFramePr>
@@ -891,7 +852,7 @@
                     <pic:cNvPicPr/>
                   </pic:nvPicPr>
                   <pic:blipFill>
-                    <a:blip r:embed="rId18"/>
+                    <a:blip r:embed="rId17"/>
                     <a:stretch>
                       <a:fillRect/>
                     </a:stretch>
@@ -1403,7 +1364,7 @@
               <w:rPr>
                 <w:sz w:val="18"/>
               </w:rPr>
-              <w:t>1434</w:t>
+              <w:t>1624</w:t>
             </w:r>
           </w:p>
         </w:tc>
@@ -1416,7 +1377,7 @@
               <w:rPr>
                 <w:sz w:val="18"/>
               </w:rPr>
-              <w:t>88</w:t>
+              <w:t>99</w:t>
             </w:r>
           </w:p>
         </w:tc>
@@ -1702,12 +1663,12 @@
     </w:p>
     <w:p>
       <w:r>
-        <w:t>train.npz = 56,703 rows: cleaned external features + augmentation (mirror+relabel, limb-length jitter, rotation, keypoint dropout, coord noise — features/augment.py). Per-class cap ~7,000; scarce classes boosted to ~2,200.</w:t>
+        <w:t>train.npz = 49,703 rows: cleaned external features + augmentation (mirror+relabel, limb-length jitter, rotation, keypoint dropout, coord noise — features/augment.py). Per-class cap ~7,000; scarce classes boosted to ~2,200.</w:t>
       </w:r>
     </w:p>
     <w:p>
       <w:r>
-        <w:t>test.npz = 1,581 rows, NEVER augmented: 1,367 original s01/s02 frames + 214 held-out HaGRID `thumb` (s01 has no thumb). s01/s02 never appear in training except as augmented copies for the 6 aug-only classes.</w:t>
+        <w:t>test.npz = 1,254 rows, NEVER augmented: 1,367 original s01/s02 frames + 214 held-out HaGRID `thumb` (s01 has no thumb). s01/s02 never appear in training except as augmented copies for the 6 aug-only classes.</w:t>
       </w:r>
     </w:p>
     <w:tbl>
@@ -2274,140 +2235,6 @@
               <w:rPr>
                 <w:sz w:val="18"/>
               </w:rPr>
-              <w:t>i_love_you</w:t>
-            </w:r>
-          </w:p>
-        </w:tc>
-        <w:tc>
-          <w:tcPr>
-            <w:tcW w:type="dxa" w:w="1728"/>
-          </w:tcPr>
-          <w:p>
-            <w:r>
-              <w:rPr>
-                <w:sz w:val="18"/>
-              </w:rPr>
-              <w:t>pending_data</w:t>
-            </w:r>
-          </w:p>
-        </w:tc>
-        <w:tc>
-          <w:tcPr>
-            <w:tcW w:type="dxa" w:w="1728"/>
-          </w:tcPr>
-          <w:p>
-            <w:r>
-              <w:rPr>
-                <w:sz w:val="18"/>
-              </w:rPr>
-              <w:t>None</w:t>
-            </w:r>
-          </w:p>
-        </w:tc>
-        <w:tc>
-          <w:tcPr>
-            <w:tcW w:type="dxa" w:w="1728"/>
-          </w:tcPr>
-          <w:p>
-            <w:r>
-              <w:rPr>
-                <w:sz w:val="18"/>
-              </w:rPr>
-              <w:t>0</w:t>
-            </w:r>
-          </w:p>
-        </w:tc>
-        <w:tc>
-          <w:tcPr>
-            <w:tcW w:type="dxa" w:w="1728"/>
-          </w:tcPr>
-          <w:p>
-            <w:r>
-              <w:rPr>
-                <w:sz w:val="18"/>
-              </w:rPr>
-              <w:t>141</w:t>
-            </w:r>
-          </w:p>
-        </w:tc>
-      </w:tr>
-      <w:tr>
-        <w:tc>
-          <w:tcPr>
-            <w:tcW w:type="dxa" w:w="1728"/>
-          </w:tcPr>
-          <w:p>
-            <w:r>
-              <w:rPr>
-                <w:sz w:val="18"/>
-              </w:rPr>
-              <w:t>rock</w:t>
-            </w:r>
-          </w:p>
-        </w:tc>
-        <w:tc>
-          <w:tcPr>
-            <w:tcW w:type="dxa" w:w="1728"/>
-          </w:tcPr>
-          <w:p>
-            <w:r>
-              <w:rPr>
-                <w:sz w:val="18"/>
-              </w:rPr>
-              <w:t>cross_domain</w:t>
-            </w:r>
-          </w:p>
-        </w:tc>
-        <w:tc>
-          <w:tcPr>
-            <w:tcW w:type="dxa" w:w="1728"/>
-          </w:tcPr>
-          <w:p>
-            <w:r>
-              <w:rPr>
-                <w:sz w:val="18"/>
-              </w:rPr>
-              <w:t>external: hagrid</w:t>
-            </w:r>
-          </w:p>
-        </w:tc>
-        <w:tc>
-          <w:tcPr>
-            <w:tcW w:type="dxa" w:w="1728"/>
-          </w:tcPr>
-          <w:p>
-            <w:r>
-              <w:rPr>
-                <w:sz w:val="18"/>
-              </w:rPr>
-              <w:t>7000</w:t>
-            </w:r>
-          </w:p>
-        </w:tc>
-        <w:tc>
-          <w:tcPr>
-            <w:tcW w:type="dxa" w:w="1728"/>
-          </w:tcPr>
-          <w:p>
-            <w:r>
-              <w:rPr>
-                <w:sz w:val="18"/>
-              </w:rPr>
-              <w:t>102</w:t>
-            </w:r>
-          </w:p>
-        </w:tc>
-      </w:tr>
-      <w:tr>
-        <w:tc>
-          <w:tcPr>
-            <w:tcW w:type="dxa" w:w="1728"/>
-          </w:tcPr>
-          <w:p>
-            <w:r>
-              <w:rPr>
-                <w:sz w:val="18"/>
-              </w:rPr>
               <w:t>two_finger</w:t>
             </w:r>
           </w:p>
@@ -2528,73 +2355,6 @@
                 <w:sz w:val="18"/>
               </w:rPr>
               <w:t>214</w:t>
-            </w:r>
-          </w:p>
-        </w:tc>
-      </w:tr>
-      <w:tr>
-        <w:tc>
-          <w:tcPr>
-            <w:tcW w:type="dxa" w:w="1728"/>
-          </w:tcPr>
-          <w:p>
-            <w:r>
-              <w:rPr>
-                <w:sz w:val="18"/>
-              </w:rPr>
-              <w:t>heart</w:t>
-            </w:r>
-          </w:p>
-        </w:tc>
-        <w:tc>
-          <w:tcPr>
-            <w:tcW w:type="dxa" w:w="1728"/>
-          </w:tcPr>
-          <w:p>
-            <w:r>
-              <w:rPr>
-                <w:sz w:val="18"/>
-              </w:rPr>
-              <w:t>pending_data</w:t>
-            </w:r>
-          </w:p>
-        </w:tc>
-        <w:tc>
-          <w:tcPr>
-            <w:tcW w:type="dxa" w:w="1728"/>
-          </w:tcPr>
-          <w:p>
-            <w:r>
-              <w:rPr>
-                <w:sz w:val="18"/>
-              </w:rPr>
-              <w:t>None</w:t>
-            </w:r>
-          </w:p>
-        </w:tc>
-        <w:tc>
-          <w:tcPr>
-            <w:tcW w:type="dxa" w:w="1728"/>
-          </w:tcPr>
-          <w:p>
-            <w:r>
-              <w:rPr>
-                <w:sz w:val="18"/>
-              </w:rPr>
-              <w:t>0</w:t>
-            </w:r>
-          </w:p>
-        </w:tc>
-        <w:tc>
-          <w:tcPr>
-            <w:tcW w:type="dxa" w:w="1728"/>
-          </w:tcPr>
-          <w:p>
-            <w:r>
-              <w:rPr>
-                <w:sz w:val="18"/>
-              </w:rPr>
-              <w:t>84</w:t>
             </w:r>
           </w:p>
         </w:tc>
@@ -2846,12 +2606,12 @@
         <w:pStyle w:val="Heading1"/>
       </w:pPr>
       <w:r>
-        <w:t>7. i_love_you — every data path tried, and why none worked</w:t>
+        <w:t>7. i_love_you / rock — every data path tried, then CUT</w:t>
       </w:r>
     </w:p>
     <w:p>
       <w:r>
-        <w:t>i_love_you is the ASL 'I Love You' handshape (thumb + index + pinky extended). It is the one target class we could not get a working training path for. In order:</w:t>
+        <w:t>i_love_you is the ASL 'I Love You' handshape (thumb + index + pinky extended); rock is the horns/mano-cornuta (index + pinky). Both were cut from the vocabulary in Phase 3. The data history for i_love_you, in order:</w:t>
       </w:r>
     </w:p>
     <w:tbl>
@@ -3117,7 +2877,7 @@
     </w:tbl>
     <w:p>
       <w:r>
-        <w:t>Root cause (measured on s01 hand features): MediaPipe Hands reports every finger curled for i_love_you / rock / two_finger alike on s01's conversational-distance footage — idxCurl ~2.7 rad for all three (a straight finger is ~0.4). The three classes are the SAME feature vector; no training data or preprocessing separates identical inputs. This is a hand-backbone resolution limit. Options left: swap the hand-landmark model, re-record ILY/rock/two_finger closer and sharper, or collect them in Phase 6. The 606 feature rows are kept for whichever lands. See docs/phase3_baseline.md and docs/external_datasets.md R2.9.</w:t>
+        <w:t>Root cause (measured on s01 hand features): MediaPipe Hands reports every finger curled for i_love_you / rock / two_finger alike on s01's conversational-distance footage — idxCurl ~2.7 rad for all three (a straight finger is ~0.4). The three classes are the SAME feature vector; no training data or preprocessing separates identical inputs (a two-stage tight crop was tested — no change). Decision: cut i_love_you and rock, keep two_finger (it still works at ~0.72 because HaGRID anchors 'loose fist + upright body' to that label). Revisit both if a better hand model is adopted (Phase 4) — the 606 ILY feature rows are kept for that. See docs/phase3_baseline.md, docs/external_datasets.md R2.9.</w:t>
       </w:r>
     </w:p>
     <w:p>
@@ -3125,12 +2885,12 @@
         <w:pStyle w:val="Heading1"/>
       </w:pPr>
       <w:r>
-        <w:t>8. heart — no dataset exists</w:t>
+        <w:t>8. heart — no dataset exists, CUT</w:t>
       </w:r>
     </w:p>
     <w:p>
       <w:r>
-        <w:t>The overhead two-arm heart is in no public dataset. It is a pose-only class (arms make the shape), so it was treated like t_pose and a COCO-mining filter was added to _classify_coco (both wrists above the eyes, hands near the midline, both elbows outboard). Scanning all of COCO-train it finds only 55 candidates, most of them false positives (reaching / diving / celebration poses). MediaPipe would keep ~half — too few, and the i_love_you runs showed a class this small poisons its neighbours. Not extracted; heart -&gt; Phase 6 field data.</w:t>
+        <w:t>The overhead two-arm heart is in no public dataset. It is a pose-only class (arms make the shape), so it was treated like t_pose and a COCO-mining filter was added to _classify_coco (both wrists above the eyes, hands near the midline, both elbows outboard). Scanning all of COCO-train it finds only 55 candidates, most of them false positives (reaching / diving / celebration poses). MediaPipe would keep ~half — too few, and the i_love_you runs showed a class this small poisons its neighbours. Cut; revisit with Phase 6 field recordings.</w:t>
       </w:r>
     </w:p>
     <w:p>
@@ -3138,7 +2898,20 @@
         <w:pStyle w:val="Heading1"/>
       </w:pPr>
       <w:r>
-        <w:t>9. Known gaps</w:t>
+        <w:t>9. Body postures — de-leaked from COCO</w:t>
+      </w:r>
+    </w:p>
+    <w:p>
+      <w:r>
+        <w:t>sit / squat / laying were originally AUG_ONLY (train = augmented s01/s02, test = the same frames) only because Phase 2 spent its effort on the hand classes. Body posture is where MediaPipe Pose is reliable and COCO has plenty, so _classify_coco gained sit / squat / laying branches (spine horizontal -&gt; laying; knee-bend + hip-vs-knee height -&gt; sit / squat), re-verified against MediaPipe's normalized body and spot-checked. sit and laying mine well; squat yield is lower (COCO is photos, not a gym) and keeps aug(s01) as a fallback. glico_pose has no dataset — stays aug-only.</w:t>
+      </w:r>
+    </w:p>
+    <w:p>
+      <w:pPr>
+        <w:pStyle w:val="Heading1"/>
+      </w:pPr>
+      <w:r>
+        <w:t>10. Known gaps</w:t>
       </w:r>
     </w:p>
     <w:p>
@@ -3146,7 +2919,7 @@
         <w:pStyle w:val="ListBullet"/>
       </w:pPr>
       <w:r>
-        <w:t>sit / laying / squat / glico_pose — no external data (NTU needs registration, Le2i's link is dead). Train = aug(s01/s02).</w:t>
+        <w:t>glico_pose — no external data; train = aug(s01).</w:t>
       </w:r>
     </w:p>
     <w:p>
@@ -3154,7 +2927,7 @@
         <w:pStyle w:val="ListBullet"/>
       </w:pPr>
       <w:r>
-        <w:t>i_love_you / heart — see §7-8. Not modelled.</w:t>
+        <w:t>i_love_you / rock / heart — cut (§7-8).</w:t>
       </w:r>
     </w:p>
     <w:p>
@@ -3162,7 +2935,7 @@
         <w:pStyle w:val="ListBullet"/>
       </w:pPr>
       <w:r>
-        <w:t>Hand-landmark resolution: MediaPipe Hands can't resolve fine finger differences on s01's distant footage — caps rock / ok / two_finger at ~0.72-0.78 and makes i_love_you unmodellable.</w:t>
+        <w:t>Hand-landmark resolution: MediaPipe Hands can't resolve fine finger differences on s01's distant footage — caps ok / two_finger at ~0.72-0.78; a better hand model is the Phase 4 lever.</w:t>
       </w:r>
     </w:p>
     <w:p>
@@ -3170,7 +2943,7 @@
         <w:pStyle w:val="ListBullet"/>
       </w:pPr>
       <w:r>
-        <w:t>COCO poses are action photos, not held gestures — t_pose / raise_hand test lower for this reason.</w:t>
+        <w:t>COCO poses are action photos, not held gestures — t_pose / raise_hand test lower for this reason; squat auto-labels are noisy.</w:t>
       </w:r>
     </w:p>
     <w:sectPr>

--- a/results/phase2/dataset_report.docx
+++ b/results/phase2/dataset_report.docx
@@ -1068,6 +1068,114 @@
               <w:rPr>
                 <w:sz w:val="18"/>
               </w:rPr>
+              <w:t>heart.npz</w:t>
+            </w:r>
+          </w:p>
+        </w:tc>
+        <w:tc>
+          <w:tcPr>
+            <w:tcW w:type="dxa" w:w="2160"/>
+          </w:tcPr>
+          <w:p>
+            <w:r>
+              <w:rPr>
+                <w:sz w:val="18"/>
+              </w:rPr>
+              <w:t>37</w:t>
+            </w:r>
+          </w:p>
+        </w:tc>
+        <w:tc>
+          <w:tcPr>
+            <w:tcW w:type="dxa" w:w="2160"/>
+          </w:tcPr>
+          <w:p>
+            <w:r>
+              <w:rPr>
+                <w:sz w:val="18"/>
+              </w:rPr>
+              <w:t>37</w:t>
+            </w:r>
+          </w:p>
+        </w:tc>
+        <w:tc>
+          <w:tcPr>
+            <w:tcW w:type="dxa" w:w="2160"/>
+          </w:tcPr>
+          <w:p>
+            <w:r>
+              <w:rPr>
+                <w:sz w:val="18"/>
+              </w:rPr>
+              <w:t>100</w:t>
+            </w:r>
+          </w:p>
+        </w:tc>
+      </w:tr>
+      <w:tr>
+        <w:tc>
+          <w:tcPr>
+            <w:tcW w:type="dxa" w:w="2160"/>
+          </w:tcPr>
+          <w:p>
+            <w:r>
+              <w:rPr>
+                <w:sz w:val="18"/>
+              </w:rPr>
+              <w:t>laying.npz</w:t>
+            </w:r>
+          </w:p>
+        </w:tc>
+        <w:tc>
+          <w:tcPr>
+            <w:tcW w:type="dxa" w:w="2160"/>
+          </w:tcPr>
+          <w:p>
+            <w:r>
+              <w:rPr>
+                <w:sz w:val="18"/>
+              </w:rPr>
+              <w:t>1043</w:t>
+            </w:r>
+          </w:p>
+        </w:tc>
+        <w:tc>
+          <w:tcPr>
+            <w:tcW w:type="dxa" w:w="2160"/>
+          </w:tcPr>
+          <w:p>
+            <w:r>
+              <w:rPr>
+                <w:sz w:val="18"/>
+              </w:rPr>
+              <w:t>607</w:t>
+            </w:r>
+          </w:p>
+        </w:tc>
+        <w:tc>
+          <w:tcPr>
+            <w:tcW w:type="dxa" w:w="2160"/>
+          </w:tcPr>
+          <w:p>
+            <w:r>
+              <w:rPr>
+                <w:sz w:val="18"/>
+              </w:rPr>
+              <w:t>58</w:t>
+            </w:r>
+          </w:p>
+        </w:tc>
+      </w:tr>
+      <w:tr>
+        <w:tc>
+          <w:tcPr>
+            <w:tcW w:type="dxa" w:w="2160"/>
+          </w:tcPr>
+          <w:p>
+            <w:r>
+              <w:rPr>
+                <w:sz w:val="18"/>
+              </w:rPr>
               <w:t>raise_left_hand.npz</w:t>
             </w:r>
           </w:p>
@@ -1162,6 +1270,60 @@
                 <w:sz w:val="18"/>
               </w:rPr>
               <w:t>41</w:t>
+            </w:r>
+          </w:p>
+        </w:tc>
+      </w:tr>
+      <w:tr>
+        <w:tc>
+          <w:tcPr>
+            <w:tcW w:type="dxa" w:w="2160"/>
+          </w:tcPr>
+          <w:p>
+            <w:r>
+              <w:rPr>
+                <w:sz w:val="18"/>
+              </w:rPr>
+              <w:t>sit.npz</w:t>
+            </w:r>
+          </w:p>
+        </w:tc>
+        <w:tc>
+          <w:tcPr>
+            <w:tcW w:type="dxa" w:w="2160"/>
+          </w:tcPr>
+          <w:p>
+            <w:r>
+              <w:rPr>
+                <w:sz w:val="18"/>
+              </w:rPr>
+              <w:t>1500</w:t>
+            </w:r>
+          </w:p>
+        </w:tc>
+        <w:tc>
+          <w:tcPr>
+            <w:tcW w:type="dxa" w:w="2160"/>
+          </w:tcPr>
+          <w:p>
+            <w:r>
+              <w:rPr>
+                <w:sz w:val="18"/>
+              </w:rPr>
+              <w:t>1372</w:t>
+            </w:r>
+          </w:p>
+        </w:tc>
+        <w:tc>
+          <w:tcPr>
+            <w:tcW w:type="dxa" w:w="2160"/>
+          </w:tcPr>
+          <w:p>
+            <w:r>
+              <w:rPr>
+                <w:sz w:val="18"/>
+              </w:rPr>
+              <w:t>91</w:t>
             </w:r>
           </w:p>
         </w:tc>
@@ -1663,7 +1825,7 @@
     </w:p>
     <w:p>
       <w:r>
-        <w:t>train.npz = 49,703 rows: cleaned external features + augmentation (mirror+relabel, limb-length jitter, rotation, keypoint dropout, coord noise — features/augment.py). Per-class cap ~7,000; scarce classes boosted to ~2,200.</w:t>
+        <w:t>train.npz = 55,160 rows: cleaned external features + augmentation (mirror+relabel, limb-length jitter, rotation, keypoint dropout, coord noise — features/augment.py). Per-class cap ~7,000; scarce classes boosted to ~2,200.</w:t>
       </w:r>
     </w:p>
     <w:p>
@@ -1980,7 +2142,7 @@
               <w:rPr>
                 <w:sz w:val="18"/>
               </w:rPr>
-              <w:t>aug_only_leak</w:t>
+              <w:t>cross_domain</w:t>
             </w:r>
           </w:p>
         </w:tc>
@@ -1993,7 +2155,7 @@
               <w:rPr>
                 <w:sz w:val="18"/>
               </w:rPr>
-              <w:t>aug(s01) only x7</w:t>
+              <w:t>external: coco_pose</w:t>
             </w:r>
           </w:p>
         </w:tc>
@@ -2006,7 +2168,7 @@
               <w:rPr>
                 <w:sz w:val="18"/>
               </w:rPr>
-              <w:t>2205</w:t>
+              <w:t>6860</w:t>
             </w:r>
           </w:p>
         </w:tc>
@@ -2114,7 +2276,7 @@
               <w:rPr>
                 <w:sz w:val="18"/>
               </w:rPr>
-              <w:t>aug_only_leak</w:t>
+              <w:t>cross_domain</w:t>
             </w:r>
           </w:p>
         </w:tc>
@@ -2127,7 +2289,7 @@
               <w:rPr>
                 <w:sz w:val="18"/>
               </w:rPr>
-              <w:t>aug(s02) only x29</w:t>
+              <w:t>external: coco_pose</w:t>
             </w:r>
           </w:p>
         </w:tc>
@@ -2140,7 +2302,7 @@
               <w:rPr>
                 <w:sz w:val="18"/>
               </w:rPr>
-              <w:t>2233</w:t>
+              <w:t>3035</w:t>
             </w:r>
           </w:p>
         </w:tc>
@@ -2903,7 +3065,191 @@
     </w:p>
     <w:p>
       <w:r>
-        <w:t>sit / squat / laying were originally AUG_ONLY (train = augmented s01/s02, test = the same frames) only because Phase 2 spent its effort on the hand classes. Body posture is where MediaPipe Pose is reliable and COCO has plenty, so _classify_coco gained sit / squat / laying branches (spine horizontal -&gt; laying; knee-bend + hip-vs-knee height -&gt; sit / squat), re-verified against MediaPipe's normalized body and spot-checked. sit and laying mine well; squat yield is lower (COCO is photos, not a gym) and keeps aug(s01) as a fallback. glico_pose has no dataset — stays aug-only.</w:t>
+        <w:t>sit / squat / laying were originally AUG_ONLY (train = augmented s01/s02, test = the same frames — a leaked 0.96-1.00) only because Phase 2 spent its effort on the hand classes. Body posture is where MediaPipe Pose is reliable and COCO has plenty, so _classify_coco gained sit / squat / laying branches (spine horizontal -&gt; laying; knee-bend + hip-vs-knee height -&gt; sit / squat), re-verified against MediaPipe's normalized body.</w:t>
+      </w:r>
+    </w:p>
+    <w:tbl>
+      <w:tblPr>
+        <w:tblStyle w:val="LightGrid-Accent1"/>
+        <w:tblW w:type="auto" w:w="0"/>
+        <w:tblLook w:firstColumn="1" w:firstRow="1" w:lastColumn="0" w:lastRow="0" w:noHBand="0" w:noVBand="1" w:val="04A0"/>
+      </w:tblPr>
+      <w:tblGrid>
+        <w:gridCol w:w="2880"/>
+        <w:gridCol w:w="2880"/>
+        <w:gridCol w:w="2880"/>
+      </w:tblGrid>
+      <w:tr>
+        <w:tc>
+          <w:tcPr>
+            <w:tcW w:type="dxa" w:w="2880"/>
+          </w:tcPr>
+          <w:p>
+            <w:r>
+              <w:rPr>
+                <w:b/>
+                <w:sz w:val="18"/>
+              </w:rPr>
+              <w:t>class</w:t>
+            </w:r>
+          </w:p>
+        </w:tc>
+        <w:tc>
+          <w:tcPr>
+            <w:tcW w:type="dxa" w:w="2880"/>
+          </w:tcPr>
+          <w:p>
+            <w:r>
+              <w:rPr>
+                <w:b/>
+                <w:sz w:val="18"/>
+              </w:rPr>
+              <w:t>COCO rows (clean)</w:t>
+            </w:r>
+          </w:p>
+        </w:tc>
+        <w:tc>
+          <w:tcPr>
+            <w:tcW w:type="dxa" w:w="2880"/>
+          </w:tcPr>
+          <w:p>
+            <w:r>
+              <w:rPr>
+                <w:b/>
+                <w:sz w:val="18"/>
+              </w:rPr>
+              <w:t>result</w:t>
+            </w:r>
+          </w:p>
+        </w:tc>
+      </w:tr>
+      <w:tr>
+        <w:tc>
+          <w:tcPr>
+            <w:tcW w:type="dxa" w:w="2880"/>
+          </w:tcPr>
+          <w:p>
+            <w:r>
+              <w:rPr>
+                <w:sz w:val="18"/>
+              </w:rPr>
+              <w:t>sit</w:t>
+            </w:r>
+          </w:p>
+        </w:tc>
+        <w:tc>
+          <w:tcPr>
+            <w:tcW w:type="dxa" w:w="2880"/>
+          </w:tcPr>
+          <w:p>
+            <w:r>
+              <w:rPr>
+                <w:sz w:val="18"/>
+              </w:rPr>
+              <w:t>1,372</w:t>
+            </w:r>
+          </w:p>
+        </w:tc>
+        <w:tc>
+          <w:tcPr>
+            <w:tcW w:type="dxa" w:w="2880"/>
+          </w:tcPr>
+          <w:p>
+            <w:r>
+              <w:rPr>
+                <w:sz w:val="18"/>
+              </w:rPr>
+              <w:t>leaked 0.96 / real 0.53 -&gt; honest 0.91 F1, 0.97 cross-person. Best single Phase 3 improvement.</w:t>
+            </w:r>
+          </w:p>
+        </w:tc>
+      </w:tr>
+      <w:tr>
+        <w:tc>
+          <w:tcPr>
+            <w:tcW w:type="dxa" w:w="2880"/>
+          </w:tcPr>
+          <w:p>
+            <w:r>
+              <w:rPr>
+                <w:sz w:val="18"/>
+              </w:rPr>
+              <w:t>laying</w:t>
+            </w:r>
+          </w:p>
+        </w:tc>
+        <w:tc>
+          <w:tcPr>
+            <w:tcW w:type="dxa" w:w="2880"/>
+          </w:tcPr>
+          <w:p>
+            <w:r>
+              <w:rPr>
+                <w:sz w:val="18"/>
+              </w:rPr>
+              <w:t>607</w:t>
+            </w:r>
+          </w:p>
+        </w:tc>
+        <w:tc>
+          <w:tcPr>
+            <w:tcW w:type="dxa" w:w="2880"/>
+          </w:tcPr>
+          <w:p>
+            <w:r>
+              <w:rPr>
+                <w:sz w:val="18"/>
+              </w:rPr>
+              <w:t>honest 0.71 (was a leaked 1.00). Misses: a lying arm reads as raise_left_hand. Phase 4/5.</w:t>
+            </w:r>
+          </w:p>
+        </w:tc>
+      </w:tr>
+      <w:tr>
+        <w:tc>
+          <w:tcPr>
+            <w:tcW w:type="dxa" w:w="2880"/>
+          </w:tcPr>
+          <w:p>
+            <w:r>
+              <w:rPr>
+                <w:sz w:val="18"/>
+              </w:rPr>
+              <w:t>squat</w:t>
+            </w:r>
+          </w:p>
+        </w:tc>
+        <w:tc>
+          <w:tcPr>
+            <w:tcW w:type="dxa" w:w="2880"/>
+          </w:tcPr>
+          <w:p>
+            <w:r>
+              <w:rPr>
+                <w:sz w:val="18"/>
+              </w:rPr>
+              <w:t>919, but bad</w:t>
+            </w:r>
+          </w:p>
+        </w:tc>
+        <w:tc>
+          <w:tcPr>
+            <w:tcW w:type="dxa" w:w="2880"/>
+          </w:tcPr>
+          <w:p>
+            <w:r>
+              <w:rPr>
+                <w:sz w:val="18"/>
+              </w:rPr>
+              <w:t>COCO 'squat' = shallow crouches (knee ~107 deg), overlaps sit — with it in, squat F1 -&gt; 0.01 and sit -&gt; 0.58. Reverted to aug(s01)-only. Needs NTU / a gym set.</w:t>
+            </w:r>
+          </w:p>
+        </w:tc>
+      </w:tr>
+    </w:tbl>
+    <w:p>
+      <w:r>
+        <w:t>glico_pose has no dataset — stays aug-only.</w:t>
       </w:r>
     </w:p>
     <w:p>

--- a/results/phase2/dataset_report.docx
+++ b/results/phase2/dataset_report.docx
@@ -467,12 +467,12 @@
         <w:pStyle w:val="Heading1"/>
       </w:pPr>
       <w:r>
-        <w:t>2. What the training images look like</w:t>
+        <w:t>2. What the training images look like — every class</w:t>
       </w:r>
     </w:p>
     <w:p>
       <w:r>
-        <w:t>6 examples per class below: top row = the source image, bottom row = the MediaPipe skeleton + wrist-anchored hand crop that we actually turn into features. This is exactly what the model sees.</w:t>
+        <w:t>For each class: the source images (top row) over the MediaPipe skeleton + wrist-anchored hand crop we actually turn into the 152-d feature vector (bottom row). This is exactly what the model sees — no pixels are kept, only the normalised keypoints.</w:t>
       </w:r>
     </w:p>
     <w:p>
@@ -480,14 +480,14 @@
         <w:pStyle w:val="Heading3"/>
       </w:pPr>
       <w:r>
-        <w:t>ok  —  HaGRID</w:t>
+        <w:t>idle   —   HaGRID `no_gesture` — hand visible, no gesture</w:t>
       </w:r>
     </w:p>
     <w:p>
       <w:r>
         <w:drawing>
           <wp:inline xmlns:a="http://schemas.openxmlformats.org/drawingml/2006/main" xmlns:pic="http://schemas.openxmlformats.org/drawingml/2006/picture">
-            <wp:extent cx="5486400" cy="5043638"/>
+            <wp:extent cx="6035040" cy="3017520"/>
             <wp:docPr id="1" name="Picture 1"/>
             <wp:cNvGraphicFramePr>
               <a:graphicFrameLocks noChangeAspect="1"/>
@@ -496,7 +496,7 @@
               <a:graphicData uri="http://schemas.openxmlformats.org/drawingml/2006/picture">
                 <pic:pic>
                   <pic:nvPicPr>
-                    <pic:cNvPr id="0" name="sample_ok.jpg"/>
+                    <pic:cNvPr id="0" name="idle_hagrid.jpg"/>
                     <pic:cNvPicPr/>
                   </pic:nvPicPr>
                   <pic:blipFill>
@@ -508,7 +508,7 @@
                   <pic:spPr>
                     <a:xfrm>
                       <a:off x="0" y="0"/>
-                      <a:ext cx="5486400" cy="5043638"/>
+                      <a:ext cx="6035040" cy="3017520"/>
                     </a:xfrm>
                     <a:prstGeom prst="rect"/>
                   </pic:spPr>
@@ -524,14 +524,14 @@
         <w:pStyle w:val="Heading3"/>
       </w:pPr>
       <w:r>
-        <w:t>thumb  —  HaGRID</w:t>
+        <w:t>idle   —   COCO — a person, arms down, no gesture</w:t>
       </w:r>
     </w:p>
     <w:p>
       <w:r>
         <w:drawing>
           <wp:inline xmlns:a="http://schemas.openxmlformats.org/drawingml/2006/main" xmlns:pic="http://schemas.openxmlformats.org/drawingml/2006/picture">
-            <wp:extent cx="5486400" cy="5043638"/>
+            <wp:extent cx="6035040" cy="3017520"/>
             <wp:docPr id="2" name="Picture 2"/>
             <wp:cNvGraphicFramePr>
               <a:graphicFrameLocks noChangeAspect="1"/>
@@ -540,7 +540,7 @@
               <a:graphicData uri="http://schemas.openxmlformats.org/drawingml/2006/picture">
                 <pic:pic>
                   <pic:nvPicPr>
-                    <pic:cNvPr id="0" name="sample_thumb.jpg"/>
+                    <pic:cNvPr id="0" name="idle_coco.jpg"/>
                     <pic:cNvPicPr/>
                   </pic:nvPicPr>
                   <pic:blipFill>
@@ -552,7 +552,7 @@
                   <pic:spPr>
                     <a:xfrm>
                       <a:off x="0" y="0"/>
-                      <a:ext cx="5486400" cy="5043638"/>
+                      <a:ext cx="6035040" cy="3017520"/>
                     </a:xfrm>
                     <a:prstGeom prst="rect"/>
                   </pic:spPr>
@@ -568,14 +568,14 @@
         <w:pStyle w:val="Heading3"/>
       </w:pPr>
       <w:r>
-        <w:t>two_finger  —  HaGRID</w:t>
+        <w:t>ok   —   HaGRID `ok`</w:t>
       </w:r>
     </w:p>
     <w:p>
       <w:r>
         <w:drawing>
           <wp:inline xmlns:a="http://schemas.openxmlformats.org/drawingml/2006/main" xmlns:pic="http://schemas.openxmlformats.org/drawingml/2006/picture">
-            <wp:extent cx="5486400" cy="5043638"/>
+            <wp:extent cx="6035040" cy="3017520"/>
             <wp:docPr id="3" name="Picture 3"/>
             <wp:cNvGraphicFramePr>
               <a:graphicFrameLocks noChangeAspect="1"/>
@@ -584,7 +584,7 @@
               <a:graphicData uri="http://schemas.openxmlformats.org/drawingml/2006/picture">
                 <pic:pic>
                   <pic:nvPicPr>
-                    <pic:cNvPr id="0" name="sample_two_finger.jpg"/>
+                    <pic:cNvPr id="0" name="ok.jpg"/>
                     <pic:cNvPicPr/>
                   </pic:nvPicPr>
                   <pic:blipFill>
@@ -596,7 +596,7 @@
                   <pic:spPr>
                     <a:xfrm>
                       <a:off x="0" y="0"/>
-                      <a:ext cx="5486400" cy="5043638"/>
+                      <a:ext cx="6035040" cy="3017520"/>
                     </a:xfrm>
                     <a:prstGeom prst="rect"/>
                   </pic:spPr>
@@ -612,14 +612,14 @@
         <w:pStyle w:val="Heading3"/>
       </w:pPr>
       <w:r>
-        <w:t>ily_negative_call  —  HaGRID (shaka -&gt; idle)</w:t>
+        <w:t>two_finger   —   HaGRID `peace` / `peace_inverted` / `two_up`</w:t>
       </w:r>
     </w:p>
     <w:p>
       <w:r>
         <w:drawing>
           <wp:inline xmlns:a="http://schemas.openxmlformats.org/drawingml/2006/main" xmlns:pic="http://schemas.openxmlformats.org/drawingml/2006/picture">
-            <wp:extent cx="5486400" cy="5043638"/>
+            <wp:extent cx="6035040" cy="3017520"/>
             <wp:docPr id="4" name="Picture 4"/>
             <wp:cNvGraphicFramePr>
               <a:graphicFrameLocks noChangeAspect="1"/>
@@ -628,7 +628,7 @@
               <a:graphicData uri="http://schemas.openxmlformats.org/drawingml/2006/picture">
                 <pic:pic>
                   <pic:nvPicPr>
-                    <pic:cNvPr id="0" name="sample_ily_negative_call.jpg"/>
+                    <pic:cNvPr id="0" name="two_finger.jpg"/>
                     <pic:cNvPicPr/>
                   </pic:nvPicPr>
                   <pic:blipFill>
@@ -640,7 +640,7 @@
                   <pic:spPr>
                     <a:xfrm>
                       <a:off x="0" y="0"/>
-                      <a:ext cx="5486400" cy="5043638"/>
+                      <a:ext cx="6035040" cy="3017520"/>
                     </a:xfrm>
                     <a:prstGeom prst="rect"/>
                   </pic:spPr>
@@ -656,14 +656,14 @@
         <w:pStyle w:val="Heading3"/>
       </w:pPr>
       <w:r>
-        <w:t>idle_hagrid  —  HaGRID no_gesture -&gt; idle</w:t>
+        <w:t>thumb   —   HaGRID `like` — held-out HaGRID subjects are the thumb test set</w:t>
       </w:r>
     </w:p>
     <w:p>
       <w:r>
         <w:drawing>
           <wp:inline xmlns:a="http://schemas.openxmlformats.org/drawingml/2006/main" xmlns:pic="http://schemas.openxmlformats.org/drawingml/2006/picture">
-            <wp:extent cx="5486400" cy="3830855"/>
+            <wp:extent cx="6035040" cy="3017520"/>
             <wp:docPr id="5" name="Picture 5"/>
             <wp:cNvGraphicFramePr>
               <a:graphicFrameLocks noChangeAspect="1"/>
@@ -672,7 +672,7 @@
               <a:graphicData uri="http://schemas.openxmlformats.org/drawingml/2006/picture">
                 <pic:pic>
                   <pic:nvPicPr>
-                    <pic:cNvPr id="0" name="sample_idle_hagrid.jpg"/>
+                    <pic:cNvPr id="0" name="thumb.jpg"/>
                     <pic:cNvPicPr/>
                   </pic:nvPicPr>
                   <pic:blipFill>
@@ -684,7 +684,7 @@
                   <pic:spPr>
                     <a:xfrm>
                       <a:off x="0" y="0"/>
-                      <a:ext cx="5486400" cy="3830855"/>
+                      <a:ext cx="6035040" cy="3017520"/>
                     </a:xfrm>
                     <a:prstGeom prst="rect"/>
                   </pic:spPr>
@@ -700,14 +700,14 @@
         <w:pStyle w:val="Heading3"/>
       </w:pPr>
       <w:r>
-        <w:t>t_pose  —  COCO</w:t>
+        <w:t>mini_heart   —   s01 `mini_heart_01` — HaGRIDv2 `hand_heart` trains it; an arm-elevation aug lifts those chest-level hands overhead</w:t>
       </w:r>
     </w:p>
     <w:p>
       <w:r>
         <w:drawing>
           <wp:inline xmlns:a="http://schemas.openxmlformats.org/drawingml/2006/main" xmlns:pic="http://schemas.openxmlformats.org/drawingml/2006/picture">
-            <wp:extent cx="5486400" cy="2598821"/>
+            <wp:extent cx="6035040" cy="3017520"/>
             <wp:docPr id="6" name="Picture 6"/>
             <wp:cNvGraphicFramePr>
               <a:graphicFrameLocks noChangeAspect="1"/>
@@ -716,7 +716,7 @@
               <a:graphicData uri="http://schemas.openxmlformats.org/drawingml/2006/picture">
                 <pic:pic>
                   <pic:nvPicPr>
-                    <pic:cNvPr id="0" name="sample_t_pose.jpg"/>
+                    <pic:cNvPr id="0" name="mini_heart.jpg"/>
                     <pic:cNvPicPr/>
                   </pic:nvPicPr>
                   <pic:blipFill>
@@ -728,7 +728,7 @@
                   <pic:spPr>
                     <a:xfrm>
                       <a:off x="0" y="0"/>
-                      <a:ext cx="5486400" cy="2598821"/>
+                      <a:ext cx="6035040" cy="3017520"/>
                     </a:xfrm>
                     <a:prstGeom prst="rect"/>
                   </pic:spPr>
@@ -744,14 +744,14 @@
         <w:pStyle w:val="Heading3"/>
       </w:pPr>
       <w:r>
-        <w:t>raise_right_hand  —  COCO</w:t>
+        <w:t>raise_right_hand   —   COCO — person's right wrist above the nose</w:t>
       </w:r>
     </w:p>
     <w:p>
       <w:r>
         <w:drawing>
           <wp:inline xmlns:a="http://schemas.openxmlformats.org/drawingml/2006/main" xmlns:pic="http://schemas.openxmlformats.org/drawingml/2006/picture">
-            <wp:extent cx="5486400" cy="2213811"/>
+            <wp:extent cx="6035040" cy="3017520"/>
             <wp:docPr id="7" name="Picture 7"/>
             <wp:cNvGraphicFramePr>
               <a:graphicFrameLocks noChangeAspect="1"/>
@@ -760,7 +760,7 @@
               <a:graphicData uri="http://schemas.openxmlformats.org/drawingml/2006/picture">
                 <pic:pic>
                   <pic:nvPicPr>
-                    <pic:cNvPr id="0" name="sample_raise_right_hand.jpg"/>
+                    <pic:cNvPr id="0" name="raise_right_hand.jpg"/>
                     <pic:cNvPicPr/>
                   </pic:nvPicPr>
                   <pic:blipFill>
@@ -772,7 +772,7 @@
                   <pic:spPr>
                     <a:xfrm>
                       <a:off x="0" y="0"/>
-                      <a:ext cx="5486400" cy="2213811"/>
+                      <a:ext cx="6035040" cy="3017520"/>
                     </a:xfrm>
                     <a:prstGeom prst="rect"/>
                   </pic:spPr>
@@ -788,14 +788,14 @@
         <w:pStyle w:val="Heading3"/>
       </w:pPr>
       <w:r>
-        <w:t>raise_left_hand  —  COCO</w:t>
+        <w:t>raise_left_hand   —   COCO + mirror-augmented raise_right_hand</w:t>
       </w:r>
     </w:p>
     <w:p>
       <w:r>
         <w:drawing>
           <wp:inline xmlns:a="http://schemas.openxmlformats.org/drawingml/2006/main" xmlns:pic="http://schemas.openxmlformats.org/drawingml/2006/picture">
-            <wp:extent cx="5486400" cy="2887579"/>
+            <wp:extent cx="6035040" cy="3017520"/>
             <wp:docPr id="8" name="Picture 8"/>
             <wp:cNvGraphicFramePr>
               <a:graphicFrameLocks noChangeAspect="1"/>
@@ -804,7 +804,7 @@
               <a:graphicData uri="http://schemas.openxmlformats.org/drawingml/2006/picture">
                 <pic:pic>
                   <pic:nvPicPr>
-                    <pic:cNvPr id="0" name="sample_raise_left_hand.jpg"/>
+                    <pic:cNvPr id="0" name="raise_left_hand.jpg"/>
                     <pic:cNvPicPr/>
                   </pic:nvPicPr>
                   <pic:blipFill>
@@ -816,7 +816,7 @@
                   <pic:spPr>
                     <a:xfrm>
                       <a:off x="0" y="0"/>
-                      <a:ext cx="5486400" cy="2887579"/>
+                      <a:ext cx="6035040" cy="3017520"/>
                     </a:xfrm>
                     <a:prstGeom prst="rect"/>
                   </pic:spPr>
@@ -832,14 +832,14 @@
         <w:pStyle w:val="Heading3"/>
       </w:pPr>
       <w:r>
-        <w:t>idle_coco  —  COCO -&gt; idle</w:t>
+        <w:t>t_pose   —   COCO — both wrists ~shoulder height, arms spread wide</w:t>
       </w:r>
     </w:p>
     <w:p>
       <w:r>
         <w:drawing>
           <wp:inline xmlns:a="http://schemas.openxmlformats.org/drawingml/2006/main" xmlns:pic="http://schemas.openxmlformats.org/drawingml/2006/picture">
-            <wp:extent cx="5486400" cy="2598821"/>
+            <wp:extent cx="6035040" cy="3017520"/>
             <wp:docPr id="9" name="Picture 9"/>
             <wp:cNvGraphicFramePr>
               <a:graphicFrameLocks noChangeAspect="1"/>
@@ -848,7 +848,7 @@
               <a:graphicData uri="http://schemas.openxmlformats.org/drawingml/2006/picture">
                 <pic:pic>
                   <pic:nvPicPr>
-                    <pic:cNvPr id="0" name="sample_idle_coco.jpg"/>
+                    <pic:cNvPr id="0" name="t_pose.jpg"/>
                     <pic:cNvPicPr/>
                   </pic:nvPicPr>
                   <pic:blipFill>
@@ -860,7 +860,227 @@
                   <pic:spPr>
                     <a:xfrm>
                       <a:off x="0" y="0"/>
-                      <a:ext cx="5486400" cy="2598821"/>
+                      <a:ext cx="6035040" cy="3017520"/>
+                    </a:xfrm>
+                    <a:prstGeom prst="rect"/>
+                  </pic:spPr>
+                </pic:pic>
+              </a:graphicData>
+            </a:graphic>
+          </wp:inline>
+        </w:drawing>
+      </w:r>
+    </w:p>
+    <w:p>
+      <w:pPr>
+        <w:pStyle w:val="Heading3"/>
+      </w:pPr>
+      <w:r>
+        <w:t>sit   —   s01 `sit_01/02` test footage — TRAINED on 1,372 COCO rows (torso upright, thighs level); COCO's are noisier (§9)</w:t>
+      </w:r>
+    </w:p>
+    <w:p>
+      <w:r>
+        <w:drawing>
+          <wp:inline xmlns:a="http://schemas.openxmlformats.org/drawingml/2006/main" xmlns:pic="http://schemas.openxmlformats.org/drawingml/2006/picture">
+            <wp:extent cx="6035040" cy="3017520"/>
+            <wp:docPr id="10" name="Picture 10"/>
+            <wp:cNvGraphicFramePr>
+              <a:graphicFrameLocks noChangeAspect="1"/>
+            </wp:cNvGraphicFramePr>
+            <a:graphic>
+              <a:graphicData uri="http://schemas.openxmlformats.org/drawingml/2006/picture">
+                <pic:pic>
+                  <pic:nvPicPr>
+                    <pic:cNvPr id="0" name="sit.jpg"/>
+                    <pic:cNvPicPr/>
+                  </pic:nvPicPr>
+                  <pic:blipFill>
+                    <a:blip r:embed="rId18"/>
+                    <a:stretch>
+                      <a:fillRect/>
+                    </a:stretch>
+                  </pic:blipFill>
+                  <pic:spPr>
+                    <a:xfrm>
+                      <a:off x="0" y="0"/>
+                      <a:ext cx="6035040" cy="3017520"/>
+                    </a:xfrm>
+                    <a:prstGeom prst="rect"/>
+                  </pic:spPr>
+                </pic:pic>
+              </a:graphicData>
+            </a:graphic>
+          </wp:inline>
+        </w:drawing>
+      </w:r>
+    </w:p>
+    <w:p>
+      <w:pPr>
+        <w:pStyle w:val="Heading3"/>
+      </w:pPr>
+      <w:r>
+        <w:t>laying   —   s01 `laying_03` test footage — TRAINED on 607 COCO rows (torso horizontal)</w:t>
+      </w:r>
+    </w:p>
+    <w:p>
+      <w:r>
+        <w:drawing>
+          <wp:inline xmlns:a="http://schemas.openxmlformats.org/drawingml/2006/main" xmlns:pic="http://schemas.openxmlformats.org/drawingml/2006/picture">
+            <wp:extent cx="6035040" cy="3017520"/>
+            <wp:docPr id="11" name="Picture 11"/>
+            <wp:cNvGraphicFramePr>
+              <a:graphicFrameLocks noChangeAspect="1"/>
+            </wp:cNvGraphicFramePr>
+            <a:graphic>
+              <a:graphicData uri="http://schemas.openxmlformats.org/drawingml/2006/picture">
+                <pic:pic>
+                  <pic:nvPicPr>
+                    <pic:cNvPr id="0" name="laying.jpg"/>
+                    <pic:cNvPicPr/>
+                  </pic:nvPicPr>
+                  <pic:blipFill>
+                    <a:blip r:embed="rId19"/>
+                    <a:stretch>
+                      <a:fillRect/>
+                    </a:stretch>
+                  </pic:blipFill>
+                  <pic:spPr>
+                    <a:xfrm>
+                      <a:off x="0" y="0"/>
+                      <a:ext cx="6035040" cy="3017520"/>
+                    </a:xfrm>
+                    <a:prstGeom prst="rect"/>
+                  </pic:spPr>
+                </pic:pic>
+              </a:graphicData>
+            </a:graphic>
+          </wp:inline>
+        </w:drawing>
+      </w:r>
+    </w:p>
+    <w:p>
+      <w:pPr>
+        <w:pStyle w:val="Heading3"/>
+      </w:pPr>
+      <w:r>
+        <w:t>squat   —   s01 `squat_01` — COCO's squats were shallow crouches (§9), aug(s01) only</w:t>
+      </w:r>
+    </w:p>
+    <w:p>
+      <w:r>
+        <w:drawing>
+          <wp:inline xmlns:a="http://schemas.openxmlformats.org/drawingml/2006/main" xmlns:pic="http://schemas.openxmlformats.org/drawingml/2006/picture">
+            <wp:extent cx="6035040" cy="3017520"/>
+            <wp:docPr id="12" name="Picture 12"/>
+            <wp:cNvGraphicFramePr>
+              <a:graphicFrameLocks noChangeAspect="1"/>
+            </wp:cNvGraphicFramePr>
+            <a:graphic>
+              <a:graphicData uri="http://schemas.openxmlformats.org/drawingml/2006/picture">
+                <pic:pic>
+                  <pic:nvPicPr>
+                    <pic:cNvPr id="0" name="squat.jpg"/>
+                    <pic:cNvPicPr/>
+                  </pic:nvPicPr>
+                  <pic:blipFill>
+                    <a:blip r:embed="rId20"/>
+                    <a:stretch>
+                      <a:fillRect/>
+                    </a:stretch>
+                  </pic:blipFill>
+                  <pic:spPr>
+                    <a:xfrm>
+                      <a:off x="0" y="0"/>
+                      <a:ext cx="6035040" cy="3017520"/>
+                    </a:xfrm>
+                    <a:prstGeom prst="rect"/>
+                  </pic:spPr>
+                </pic:pic>
+              </a:graphicData>
+            </a:graphic>
+          </wp:inline>
+        </w:drawing>
+      </w:r>
+    </w:p>
+    <w:p>
+      <w:pPr>
+        <w:pStyle w:val="Heading3"/>
+      </w:pPr>
+      <w:r>
+        <w:t>glico_pose   —   s01 `glico_pose_01` — no public dataset, aug(s01) only</w:t>
+      </w:r>
+    </w:p>
+    <w:p>
+      <w:r>
+        <w:drawing>
+          <wp:inline xmlns:a="http://schemas.openxmlformats.org/drawingml/2006/main" xmlns:pic="http://schemas.openxmlformats.org/drawingml/2006/picture">
+            <wp:extent cx="6035040" cy="3017520"/>
+            <wp:docPr id="13" name="Picture 13"/>
+            <wp:cNvGraphicFramePr>
+              <a:graphicFrameLocks noChangeAspect="1"/>
+            </wp:cNvGraphicFramePr>
+            <a:graphic>
+              <a:graphicData uri="http://schemas.openxmlformats.org/drawingml/2006/picture">
+                <pic:pic>
+                  <pic:nvPicPr>
+                    <pic:cNvPr id="0" name="glico_pose.jpg"/>
+                    <pic:cNvPicPr/>
+                  </pic:nvPicPr>
+                  <pic:blipFill>
+                    <a:blip r:embed="rId21"/>
+                    <a:stretch>
+                      <a:fillRect/>
+                    </a:stretch>
+                  </pic:blipFill>
+                  <pic:spPr>
+                    <a:xfrm>
+                      <a:off x="0" y="0"/>
+                      <a:ext cx="6035040" cy="3017520"/>
+                    </a:xfrm>
+                    <a:prstGeom prst="rect"/>
+                  </pic:spPr>
+                </pic:pic>
+              </a:graphicData>
+            </a:graphic>
+          </wp:inline>
+        </w:drawing>
+      </w:r>
+    </w:p>
+    <w:p>
+      <w:pPr>
+        <w:pStyle w:val="Heading3"/>
+      </w:pPr>
+      <w:r>
+        <w:t>(negative)   —   HaGRID `call` (shaka) -&gt; mapped to idle (a distinctive non-target gesture, a good hard negative)</w:t>
+      </w:r>
+    </w:p>
+    <w:p>
+      <w:r>
+        <w:drawing>
+          <wp:inline xmlns:a="http://schemas.openxmlformats.org/drawingml/2006/main" xmlns:pic="http://schemas.openxmlformats.org/drawingml/2006/picture">
+            <wp:extent cx="6035040" cy="3017520"/>
+            <wp:docPr id="14" name="Picture 14"/>
+            <wp:cNvGraphicFramePr>
+              <a:graphicFrameLocks noChangeAspect="1"/>
+            </wp:cNvGraphicFramePr>
+            <a:graphic>
+              <a:graphicData uri="http://schemas.openxmlformats.org/drawingml/2006/picture">
+                <pic:pic>
+                  <pic:nvPicPr>
+                    <pic:cNvPr id="0" name="ily_negative_call.jpg"/>
+                    <pic:cNvPicPr/>
+                  </pic:nvPicPr>
+                  <pic:blipFill>
+                    <a:blip r:embed="rId22"/>
+                    <a:stretch>
+                      <a:fillRect/>
+                    </a:stretch>
+                  </pic:blipFill>
+                  <pic:spPr>
+                    <a:xfrm>
+                      <a:off x="0" y="0"/>
+                      <a:ext cx="6035040" cy="3017520"/>
                     </a:xfrm>
                     <a:prstGeom prst="rect"/>
                   </pic:spPr>
@@ -873,12 +1093,7 @@
     </w:p>
     <w:p>
       <w:r>
-        <w:t>mini_heart (HaGRIDv2 hand_heart) samples could not be pulled — the HuggingFace preview API is down for that repo. Grab them on Colab if the team needs them. HaGRID's hand-heart is a CHEST-level finger-heart and s01's mini_heart is hands-together OVERHEAD; Phase 3 closes that gap with an arm-elevation augmentation (raise_arms) rather than new data — the per-hand normalisation already makes the handshape position-invariant, so only the body pose needed lifting. mini_heart now scores 0.93.</w:t>
-      </w:r>
-    </w:p>
-    <w:p>
-      <w:r>
-        <w:t>Note the COCO honesty problem visible above: COCO has ACTIONS, not gestures. 'arm raised' catches pitchers, tennis players, riders; 't_pose' catches a baby lying with arms spread. MediaPipe re-verification (section 4) drops ~55% of the COCO rows, but the survivors are still sports-flavoured. This is why t_pose / raise_hand test lower and why Phase 6 field data matters.</w:t>
+        <w:t>The COCO honesty problem is visible above: COCO has ACTIONS, not held gestures. 'arm raised' catches pitchers and riders; 't_pose' catches anyone mid-stride with arms out. The _classify_coco filter + MediaPipe re-verification (§4) drop ~40-55% of the COCO rows, but the survivors still skew sporty — this is why t_pose / raise_hand test ~0.75-0.84 and why Phase 6 field data matters. sit and laying mine cleanly; squat did not (§9).</w:t>
       </w:r>
     </w:p>
     <w:p>
@@ -3200,7 +3415,7 @@
               <w:rPr>
                 <w:sz w:val="18"/>
               </w:rPr>
-              <w:t>honest 0.71 (was a leaked 1.00). Misses: a lying arm reads as raise_left_hand. Phase 4/5.</w:t>
+              <w:t>honest 0.71 (RF) / 0.88 (LGBM), was a leaked 1.00. Misses: a lying arm reads as raise_left_hand. Phase 4/5.</w:t>
             </w:r>
           </w:p>
         </w:tc>
@@ -3249,7 +3464,7 @@
     </w:tbl>
     <w:p>
       <w:r>
-        <w:t>glico_pose has no dataset — stays aug-only.</w:t>
+        <w:t>The COCO `sit` / `laying` auto-labels are noisy — an athletic crouch or a bent-knee reach passes the 2D geometric filter, and COCO is mostly sports photos, not people sitting on chairs. ~9% of the geometrically-clean rows are still not really the posture. The aggregate signal survives (sit 0.91), but this is why sit is not 0.99 and why the sample grid in §2 shows the clean s01 footage rather than the training rows. glico_pose has no dataset — stays aug-only.</w:t>
       </w:r>
     </w:p>
     <w:p>
